--- a/public/yash-shrivastav.docx
+++ b/public/yash-shrivastav.docx
@@ -94,9 +94,9 @@
           <w:position w:val="-2"/>
         </w:rPr>
         <w:drawing>
-          <wp:inline distT="0" distB="0" distL="0" distR="0" wp14:anchorId="5E271585" wp14:editId="1C716EC8">
+          <wp:inline distT="0" distB="0" distL="0" distR="0" wp14:anchorId="5E271585" wp14:editId="587D7F16">
             <wp:extent cx="127000" cy="95250"/>
-            <wp:effectExtent l="0" t="0" r="0" b="0"/>
+            <wp:effectExtent l="0" t="0" r="6350" b="0"/>
             <wp:docPr id="2" name="Image 2">
               <a:hlinkClick xmlns:a="http://schemas.openxmlformats.org/drawingml/2006/main" r:id="rId6"/>
             </wp:docPr>
@@ -170,9 +170,9 @@
           <w:position w:val="-3"/>
         </w:rPr>
         <w:drawing>
-          <wp:inline distT="0" distB="0" distL="0" distR="0" wp14:anchorId="46B3A282" wp14:editId="746E2360">
+          <wp:inline distT="0" distB="0" distL="0" distR="0" wp14:anchorId="46B3A282" wp14:editId="37556ABE">
             <wp:extent cx="111125" cy="107950"/>
-            <wp:effectExtent l="0" t="0" r="0" b="0"/>
+            <wp:effectExtent l="0" t="0" r="3175" b="6350"/>
             <wp:docPr id="3" name="Image 3">
               <a:hlinkClick xmlns:a="http://schemas.openxmlformats.org/drawingml/2006/main" r:id="rId8"/>
             </wp:docPr>
@@ -261,9 +261,9 @@
           <w:position w:val="-4"/>
         </w:rPr>
         <w:drawing>
-          <wp:inline distT="0" distB="0" distL="0" distR="0" wp14:anchorId="40500506" wp14:editId="58DD876D">
+          <wp:inline distT="0" distB="0" distL="0" distR="0" wp14:anchorId="40500506" wp14:editId="310B46D7">
             <wp:extent cx="123825" cy="120650"/>
-            <wp:effectExtent l="0" t="0" r="0" b="0"/>
+            <wp:effectExtent l="0" t="0" r="9525" b="0"/>
             <wp:docPr id="4" name="Image 4">
               <a:hlinkClick xmlns:a="http://schemas.openxmlformats.org/drawingml/2006/main" r:id="rId11"/>
             </wp:docPr>
@@ -341,7 +341,7 @@
           <w:color w:val="000000" w:themeColor="text1"/>
           <w:sz w:val="20"/>
         </w:rPr>
-        <w:t>🌐</w:t>
+        <w:fldChar w:fldCharType="begin"/>
       </w:r>
       <w:r>
         <w:rPr>
@@ -349,8 +349,43 @@
           <w:color w:val="000000" w:themeColor="text1"/>
           <w:sz w:val="20"/>
         </w:rPr>
-        <w:t xml:space="preserve"> </w:t>
-      </w:r>
+        <w:instrText>HYPERLINK "https://yash-portfolio-0503.netlify.app/"</w:instrText>
+      </w:r>
+      <w:r>
+        <w:rPr>
+          <w:rFonts w:ascii="Segoe UI Emoji" w:hAnsi="Segoe UI Emoji" w:cs="Segoe UI Emoji"/>
+          <w:color w:val="000000" w:themeColor="text1"/>
+          <w:sz w:val="20"/>
+        </w:rPr>
+      </w:r>
+      <w:r>
+        <w:rPr>
+          <w:rFonts w:ascii="Segoe UI Emoji" w:hAnsi="Segoe UI Emoji" w:cs="Segoe UI Emoji"/>
+          <w:color w:val="000000" w:themeColor="text1"/>
+          <w:sz w:val="20"/>
+        </w:rPr>
+        <w:fldChar w:fldCharType="separate"/>
+      </w:r>
+      <w:r>
+        <w:rPr>
+          <w:rStyle w:val="Hyperlink"/>
+          <w:rFonts w:ascii="Segoe UI Emoji" w:hAnsi="Segoe UI Emoji" w:cs="Segoe UI Emoji"/>
+          <w:color w:val="000000" w:themeColor="text1"/>
+          <w:sz w:val="20"/>
+          <w:u w:val="none"/>
+        </w:rPr>
+        <w:t>🌐</w:t>
+      </w:r>
+      <w:r>
+        <w:rPr>
+          <w:rFonts w:ascii="Segoe UI Emoji" w:hAnsi="Segoe UI Emoji" w:cs="Segoe UI Emoji"/>
+          <w:color w:val="000000" w:themeColor="text1"/>
+          <w:sz w:val="20"/>
+        </w:rPr>
+        <w:fldChar w:fldCharType="end"/>
+      </w:r>
+      <w:bookmarkStart w:id="0" w:name="_GoBack"/>
+      <w:bookmarkEnd w:id="0"/>
       <w:r>
         <w:rPr>
           <w:color w:val="000000" w:themeColor="text1"/>
@@ -444,8 +479,8 @@
           </mc:Fallback>
         </mc:AlternateContent>
       </w:r>
-      <w:bookmarkStart w:id="0" w:name="Internship"/>
-      <w:bookmarkEnd w:id="0"/>
+      <w:bookmarkStart w:id="1" w:name="Internship"/>
+      <w:bookmarkEnd w:id="1"/>
       <w:r>
         <w:t xml:space="preserve">Experience </w:t>
       </w:r>
@@ -484,8 +519,25 @@
         <w:rPr>
           <w:b/>
         </w:rPr>
-        <w:tab/>
-        <w:t xml:space="preserve">          Since Jan 2025</w:t>
+        <w:t xml:space="preserve">      Jan 2025</w:t>
+      </w:r>
+      <w:r>
+        <w:rPr>
+          <w:b/>
+        </w:rPr>
+        <w:t xml:space="preserve"> </w:t>
+      </w:r>
+      <w:r>
+        <w:rPr>
+          <w:b/>
+        </w:rPr>
+        <w:t>–</w:t>
+      </w:r>
+      <w:r>
+        <w:rPr>
+          <w:b/>
+        </w:rPr>
+        <w:t xml:space="preserve"> Feb 2026 </w:t>
       </w:r>
     </w:p>
     <w:p>
@@ -518,8 +570,6 @@
         </w:rPr>
         <w:t>(India) Private Limited</w:t>
       </w:r>
-      <w:bookmarkStart w:id="1" w:name="_GoBack"/>
-      <w:bookmarkEnd w:id="1"/>
     </w:p>
     <w:p>
       <w:pPr>
@@ -3768,7 +3818,7 @@
         <v:path o:extrusionok="f" gradientshapeok="t" o:connecttype="rect"/>
         <o:lock v:ext="edit" aspectratio="t"/>
       </v:shapetype>
-      <v:shape id="_x0000_i1027" type="#_x0000_t75" style="width:31pt;height:31pt;visibility:visible;mso-wrap-style:square" o:bullet="t">
+      <v:shape id="_x0000_i1032" type="#_x0000_t75" style="width:31pt;height:31pt;visibility:visible;mso-wrap-style:square" o:bullet="t">
         <v:imagedata r:id="rId1" o:title=""/>
         <o:lock v:ext="edit" aspectratio="f"/>
       </v:shape>
